--- a/Documentacao/Apresentação/Front.docx
+++ b/Documentacao/Apresentação/Front.docx
@@ -123,15 +123,18 @@
               <w:jc w:val="center"/>
             </w:pPr>
             <w:r>
-              <w:t xml:space="preserve">CRIADO </w:t>
-            </w:r>
-          </w:p>
-          <w:p>
-            <w:pPr>
-              <w:jc w:val="center"/>
-            </w:pPr>
-            <w:r>
-              <w:t>PELO SPRING</w:t>
+              <w:t>ORM DO</w:t>
+            </w:r>
+            <w:r>
+              <w:t xml:space="preserve"> SPRING</w:t>
+            </w:r>
+          </w:p>
+          <w:p>
+            <w:pPr>
+              <w:jc w:val="center"/>
+            </w:pPr>
+            <w:r>
+              <w:t>BOOT</w:t>
             </w:r>
           </w:p>
         </w:tc>
